--- a/zaini_case_audit_output/outputs/word/documents/030_محضر اجتماع تقسيم شركات ابار وزيني و شيكات الامير احمد و بيان شيكات القروض البنك.docx
+++ b/zaini_case_audit_output/outputs/word/documents/030_محضر اجتماع تقسيم شركات ابار وزيني و شيكات الامير احمد و بيان شيكات القروض البنك.docx
@@ -53,6 +53,20 @@
         <w:t>[مخرج آلي / Script Output - سماوي]  [مخرج آلي يحتاج مراجعة بشرية - وردي]</w:t>
       </w:r>
     </w:p>
+    <w:p>
+      <w:pPr>
+        <w:jc w:val="right"/>
+        <w:bidi/>
+      </w:pPr>
+      <w:r>
+        <w:rPr>
+          <w:b w:val="0"/>
+          <w:i/>
+          <w:color w:val="C00000"/>
+        </w:rPr>
+        <w:t>[نص ممسوح OCR صُحِّح ترتيبه آلياً — قد يحتوي أخطاء طفيفة]</w:t>
+      </w:r>
+    </w:p>
     <w:p/>
     <w:p>
       <w:pPr>
@@ -64,7 +78,7 @@
           <w:b w:val="0"/>
           <w:i w:val="0"/>
         </w:rPr>
-        <w:t>ﻲﻨﻳﺯ ﺱﺎﺒﻋ ﻦﺑ ﺪﻤﺣﺍ ﻦﺑ ﻪﻣﺎﺳﺃ</w:t>
+        <w:t>أسامه بن احمد بن عباس زيني</w:t>
       </w:r>
     </w:p>
     <w:p>
@@ -77,7 +91,7 @@
           <w:b w:val="0"/>
           <w:i w:val="0"/>
         </w:rPr>
-        <w:t>: ( ١٤٢٨ ) ﻲﻧﯾزو 136,750,000*.279 ﻲرﺎﺑأ ﻨﻳﺯ جرﺎﺧﺗ ﺱﺔﮐرﺷ ﺎﺒﻋ نﻣ = ﻦﺑ ﺪﻤﺣﺍ ﻦﺑ ﻪﻣﺎﺳﺃ</w:t>
+        <w:t>أسامه بن احمد بن = من عبا شرکةس تخارج زين أباري .279*000,750,136 وزیني ( ١٤٢٨ ) :</w:t>
       </w:r>
     </w:p>
     <w:p>
@@ -90,7 +104,7 @@
           <w:b w:val="0"/>
           <w:i w:val="0"/>
         </w:rPr>
-        <w:t>ﻲﻧﯾز سﺎﺑﻋ دﻣﺣأ ﺦﯾﺷﻟا ﺔﺻﺣ 38,153,250 ﻲﻨﻳﺯ ﺱﺎﺒﻋ ﻦﺑ ﺪﻤﺣﺍ ﻦﺑ ﻪﻣﺎﺳﺃ</w:t>
+        <w:t>أسامه بن احمد بن عباس زيني 250,153,38 حصة الشیخ أحمد عباس زیني</w:t>
       </w:r>
     </w:p>
     <w:p>
@@ -103,7 +117,7 @@
           <w:b w:val="0"/>
           <w:i w:val="0"/>
         </w:rPr>
-        <w:t>( ١٤٢٩ مﺎﻌﻟ ﺔﻣﯾﻘﻟا) 178,223,956.69*.279 228,785,567 ﺔﯾرﺎﻘﻌﻟا ﻲ:ﻲﻧﯾز</w:t>
+        <w:t>زیني:ي العقاریة 567,785,228 .279*956.69,223,178 (القیمة لعام ١٤٢٩ )</w:t>
       </w:r>
     </w:p>
     <w:p>
@@ -116,7 +130,7 @@
           <w:b w:val="0"/>
           <w:i w:val="0"/>
         </w:rPr>
-        <w:t>ﻨﻳﺯ لﺎﻣﻋﻸﻟ :ﺔﮐرﺷﻟا سﺎﺑﻋ x ﺱﺔﻓﺎﯾﺿﻟا نﻣ .779 دﻣﺣأ ﻲﻧﯾز ﺎﺒﻋ = ﺔﮐرﺷ ﺦﯾﺷﻟا = 178,223,956.69 لآ 49,724,483.92</w:t>
+        <w:t>483.92,724,49 آل 956.69,223,178 = الشیخ شرکة = عبا زیني أحمد .779 من الضیافةس x عباس الشرکة: لألعمال زين</w:t>
       </w:r>
     </w:p>
     <w:p>
@@ -129,7 +143,7 @@
           <w:b w:val="0"/>
           <w:i w:val="0"/>
         </w:rPr>
-        <w:t>ﺔﺻﺣ ﻦنﻣ ﺔﺻﺣ ﺑ ﻲﻧﯾز ﺪﻤﺣسﺎﺑﻋ ﺍ دﻣﺣأ ﻦﺦﯾﺷﻟا ﺑ ﻪﻣﺎﺳﺔﺻﺣ ﺃ</w:t>
+        <w:t>أ حصةسامه ب الشیخن أحمد ا عباسحمد زیني ب حصة منن حصة</w:t>
       </w:r>
     </w:p>
     <w:p>
@@ -142,7 +156,7 @@
           <w:b w:val="0"/>
           <w:i w:val="0"/>
         </w:rPr>
-        <w:t>ﻲﻨﻳﺯ ﺱﺎﺒﻋ ﻦﺑ ﺪﻤﺣﺍ ﻦﺑ ﻪﻣﺎﺳﺃ</w:t>
+        <w:t>أسامه بن احمد بن عباس زيني</w:t>
       </w:r>
     </w:p>
     <w:p>
@@ -155,7 +169,7 @@
           <w:b w:val="0"/>
           <w:i w:val="0"/>
         </w:rPr>
-        <w:t>38,153,250+49,724,483.92 :الله ﮫﻣﺣر ﻲﻲﻧﯾز ﻨﻳﺯ سﺎﺑﻋ ﺱدﻣﺣأ ﺎﺒﻋ ﺦﯾﺷﻟﻟ صﺻﺣﻟا = ﻦ87,877,733.92 ﺑ ﺪمﯾﻗ ﻤﺣﻲﻟﺎﻣﺟا</w:t>
+        <w:t>اجماليحم قیمد ب 733.92,877,87ن = الحصص للشیخ عبا أحمدس عباس زين زینيي رحمھ هللا: 483.92,724,49+250,153,38</w:t>
       </w:r>
     </w:p>
     <w:p>
@@ -168,7 +182,7 @@
           <w:b w:val="0"/>
           <w:i w:val="0"/>
         </w:rPr>
-        <w:t>ﺍ ﻦﺑ ﻪﻣﺎﺳﺃ</w:t>
+        <w:t>أسامه بن ا</w:t>
       </w:r>
     </w:p>
     <w:p>
@@ -207,7 +221,7 @@
           <w:b w:val="0"/>
           <w:i w:val="0"/>
         </w:rPr>
-        <w:t>مقر نيز ةماسأ خيشلا ةصاحملا دقع 10-07-1434 1434 1 يودب دمحم يزاين قراط ديسلا رملأ</w:t>
+        <w:t>ألمر السيد طارق نيازي محمد بدوي 1 1434 10-07-1434 عقد المحاصة الشيخ أسامة زين رقم</w:t>
       </w:r>
     </w:p>
     <w:p>
@@ -220,7 +234,7 @@
           <w:b w:val="0"/>
           <w:i w:val="0"/>
         </w:rPr>
-        <w:t>رداص 01139336 مقر فصرم كيش رملأ كيرملأا يدوعسلا كنبلا نم لآ زيزعلا دبع نب دمحأ يملأا ومس</w:t>
+        <w:t>سمو األمي أحمد بن عبد العزيز آل من البنك السعودي األمريك ألمر شيك مرصف رقم 01139336 صادر</w:t>
       </w:r>
     </w:p>
     <w:p>
@@ -246,7 +260,7 @@
           <w:b w:val="0"/>
           <w:i w:val="0"/>
         </w:rPr>
-        <w:t>رداص 01139958 مقر فصرم كيش رملأ كيرملأا يدوعسلا كنبلا نم لآ زيزعلا دبع نب دمحأ يملأا ومس</w:t>
+        <w:t>سمو األمي أحمد بن عبد العزيز آل من البنك السعودي األمريك ألمر شيك مرصف رقم 01139958 صادر</w:t>
       </w:r>
     </w:p>
     <w:p>
@@ -272,7 +286,7 @@
           <w:b w:val="0"/>
           <w:i w:val="0"/>
         </w:rPr>
-        <w:t>رداص 01145171 مقر فصرم كيش رملأ كيرملأا يدوعسلا كنبلا نم لآ زيزعلا دبع نب دمحأ يملأا ومس</w:t>
+        <w:t>سمو األمي أحمد بن عبد العزيز آل من البنك السعودي األمريك ألمر شيك مرصف رقم 01145171 صادر</w:t>
       </w:r>
     </w:p>
     <w:p>
@@ -298,7 +312,7 @@
           <w:b w:val="0"/>
           <w:i w:val="0"/>
         </w:rPr>
-        <w:t>رداص 01153128 مقر فصرم كيش رملأ كيرملأا يدوعسلا كنبلا نم لآ زيزعلا دبع نب دمحأ يملأا ومس</w:t>
+        <w:t>سمو األمي أحمد بن عبد العزيز آل من البنك السعودي األمريك ألمر شيك مرصف رقم 01153128 صادر</w:t>
       </w:r>
     </w:p>
     <w:p>
@@ -324,7 +338,7 @@
           <w:b w:val="0"/>
           <w:i w:val="0"/>
         </w:rPr>
-        <w:t>غلبملا ةمعادلا تادنتسملا ديفتسملا مسإ نم ةعقوم و ةقدصم 557,527,502 مقر تاكيش ثلاث ددع و كيرملأا يدوعسلا كنبلا نم ةرداص نيز ةماسأ دمحأ لبق يودب دمحم يزاين قراط مسأب لاملا ريدملا و بساحملا لبق نم عقوم كيش فصررمأ</w:t>
+        <w:t>أمررصف شيك موقع من قبل المحاسب و المدير المال بأسم طارق نيازي محمد بدوي قبل أحمد أسامة زين صادرة من البنك السعودي األمريك و عدد ثالث شيكات رقم 502,527,557 مصدقة و موقعة من إسم المستفيد المستندات الداعمة المبلغ</w:t>
       </w:r>
     </w:p>
     <w:p>
@@ -337,7 +351,7 @@
           <w:b w:val="0"/>
           <w:i w:val="0"/>
         </w:rPr>
-        <w:t>دمحم يزاين قراط يودب 634,827 يدوعسلا كنبلا نم رداص 01139336 مقر فصرم كيش دوعس لآ زيزعلا دبع نب دمحأ يملأا ومس مسإب كيرملأادبع نب دمحأ يملأا يملأا ومس و نيز سابع دمحأ خيشلا يب ةصاحم دقع</w:t>
+        <w:t>عقد محاصة بي الشيخ أحمد عباس زين و سمو األمي األمي أحمد بن عبداألمريك بإسم سمو األمي أحمد بن عبد العزيز آل سعود شيك مرصف رقم 01139336 صادر من البنك السعودي 827,634 بدوي طارق نيازي محمد</w:t>
       </w:r>
     </w:p>
     <w:p>
@@ -350,7 +364,7 @@
           <w:b w:val="0"/>
           <w:i w:val="0"/>
         </w:rPr>
-        <w:t>( دوعس لآ زيزعلا 23,627,190 لولأا ع يزوتلا - ) دوعس لآ زيزعلا دبع نب دمحأ يدوعسلا كنبلا نم رداص 01139958 مقر فصرم كيش دوعس لآ زيزعلا دبع نب دمحأ يملأا ومس مسإب كيرملأادبع نب دمحأ يملأا يملأا ومس و نيز سابع دمحأ خيشلا يب ةصاحم دقع</w:t>
+        <w:t>عقد محاصة بي الشيخ أحمد عباس زين و سمو األمي األمي أحمد بن عبداألمريك بإسم سمو األمي أحمد بن عبد العزيز آل سعود شيك مرصف رقم 01139958 صادر من البنك السعودي أحمد بن عبد العزيز آل سعود ( - التوزي ع األول 190,627,23 العزيز آل سعود )</w:t>
       </w:r>
     </w:p>
     <w:p>
@@ -363,7 +377,7 @@
           <w:b w:val="0"/>
           <w:i w:val="0"/>
         </w:rPr>
-        <w:t>( دوعس لآ زيزعلا 2,146,000 ناثلا ع يزوتلا - ) دوعس لآ زيزعلا دبع نب دمحأ يدوعسلا كنبلا نم رداص 01145171 مقر فصرم كيش دوعس لآ زيزعلا دبع نب دمحأ يملأا ومس مسإب كيرملأادبع نب دمحأ يملأا يملأا ومس و نيز سابع دمحأ خيشلا يب ةصاحم دقع</w:t>
+        <w:t>عقد محاصة بي الشيخ أحمد عباس زين و سمو األمي األمي أحمد بن عبداألمريك بإسم سمو األمي أحمد بن عبد العزيز آل سعود شيك مرصف رقم 01145171 صادر من البنك السعودي أحمد بن عبد العزيز آل سعود ( - التوزي ع الثان 000,146,2 العزيز آل سعود )</w:t>
       </w:r>
     </w:p>
     <w:p>
@@ -376,7 +390,7 @@
           <w:b w:val="0"/>
           <w:i w:val="0"/>
         </w:rPr>
-        <w:t>( دوعس لآ زيزعلا 696,000 ثلاثلا ع يزوتلا - ) دوعس لآ زيزعلا دبع نب دمحأ يدوعسلا كنبلا نم رداص 01153128 مقر فصرم كيش دوعس لآ زيزعلا دبع نب دمحأ يملأا ومس مسإب كيرملأادبع نب دمحأ يملأا يملأا ومس و نيز سابع دمحأ خيشلا يب ةصاحم دقع</w:t>
+        <w:t>عقد محاصة بي الشيخ أحمد عباس زين و سمو األمي األمي أحمد بن عبداألمريك بإسم سمو األمي أحمد بن عبد العزيز آل سعود شيك مرصف رقم 01153128 صادر من البنك السعودي أحمد بن عبد العزيز آل سعود ( - التوزي ع الثالث 000,696 العزيز آل سعود )</w:t>
       </w:r>
     </w:p>
     <w:p>
@@ -428,7 +442,7 @@
           <w:b w:val="0"/>
           <w:i w:val="0"/>
         </w:rPr>
-        <w:t>كيرملأا يدوعسلا كنبلا مقر باسح 11210006 نيز ةماسأ خيشلا</w:t>
+        <w:t>الشيخ أسامة زين 11210006 حساب رقم البنك السعودي األمريك</w:t>
       </w:r>
     </w:p>
     <w:p>
@@ -441,7 +455,7 @@
           <w:b w:val="0"/>
           <w:i w:val="0"/>
         </w:rPr>
-        <w:t>كيرملأا يدوعسلا كنبلا نيز ةماسأ خيشلا باسح</w:t>
+        <w:t>حساب الشيخ أسامة زين البنك السعودي األمريك</w:t>
       </w:r>
     </w:p>
     <w:p>
@@ -467,7 +481,7 @@
           <w:b w:val="0"/>
           <w:i w:val="0"/>
         </w:rPr>
-        <w:t>كنب ليوحت / كيش ( ) دقن فصرم كيش شابم دادس 03/11/2010 2947 1431 1 فصرم كيش شابم دادس 03/11/2010 2948 1431 2 فصرم كيش شابم دادس 26/04/2011 873 1432 1 باسحلا نم مصخ شابم دادس 03/12/2012 115 1434 1 باسحلا نم مصخ شابم دادس 03/01/2013 290 1434 2 باسحلا نم مصخ شابم دادس 12/01/2013 360 1434 3 باسحلا نم مصخ شابم دادس 03/02/2013 595 1434 4 فصرم كيش شابم دادس 12/02/2013 598 1434 5 فصرم كيش شابم دادس 11/03/2013 722 1434 6 باسحلا نم مصخ شابم دادس 03/04/2013 993 1434 7 باسحلا نم مصخ شابم دادس 11/04/2013 966 1434 8 دادسلا ةقيرط ةعفدلا خ يرات ديقلا مقر ةنسلا لسلستلا</w:t>
+        <w:t>التسلسل السنة رقم القيد تاري خ الدفعة طريقة السداد 8 1434 966 11/04/2013 سداد مباش خصم من الحساب 7 1434 993 03/04/2013 سداد مباش خصم من الحساب 6 1434 722 11/03/2013 سداد مباش شيك مرصف 5 1434 598 12/02/2013 سداد مباش شيك مرصف 4 1434 595 03/02/2013 سداد مباش خصم من الحساب 3 1434 360 12/01/2013 سداد مباش خصم من الحساب 2 1434 290 03/01/2013 سداد مباش خصم من الحساب 1 1434 115 03/12/2012 سداد مباش خصم من الحساب 1 1432 873 26/04/2011 سداد مباش شيك مرصف 2 1431 2948 03/11/2010 سداد مباش شيك مرصف 1 1431 2947 03/11/2010 سداد مباش شيك مرصف نقد ( ) شيك / تحويل بنك</w:t>
       </w:r>
     </w:p>
     <w:p>
@@ -545,57 +559,57 @@
         </w:rPr>
         <w:t>ديفتسملا مسإ</w:t>
         <w:br/>
-        <w:t>غلبملا ) يدوعس لاير ( ةيلمعلا ةعيبط نطولا برعلا كنبلا</w:t>
+        <w:t>البنك العرب الوطن طبيعة العملية ) ريال سعودي ( المبلغ</w:t>
         <w:br/>
-        <w:t>3,000,000 برعلا كنبلا مسإب 599139 مقر قدصم كيش هدلاوأ و نيز دمحأ ةكش نم نطولا</w:t>
+        <w:t>الوطن من شكة أحمد زين و أوالده شيك مصدق رقم 599139 بإسم البنك العرب 000,000,3</w:t>
         <w:br/>
-        <w:t>3,000,000 برعلا كنبلا مسإب 599140 مقر قدصم كيش هدلاوأ و نيز دمحأ ةكش نم نطولا</w:t>
+        <w:t>الوطن من شكة أحمد زين و أوالده شيك مصدق رقم 599140 بإسم البنك العرب 000,000,3</w:t>
         <w:br/>
-        <w:t>500,000 برعلا كنبلا مسإب 619041 مقر قدصم كيش ةنيحطلا و تايولحلا عنصم ةكش نم نطولا</w:t>
+        <w:t>الوطن من شكة مصنع الحلويات و الطحينة شيك مصدق رقم 619041 بإسم البنك العرب 000,500</w:t>
         <w:br/>
-        <w:t>11,138 كيرملأا يدوعسلا كنبلا ضرق تلاومع دادس نيز دمحأ خيشلاب صاخلا 03/12/2012 طسق</w:t>
+        <w:t>قسط 03/12/2012 الخاص بالشيخ أحمد زين سداد عموالت قرض البنك السعودي األمريك 138,11</w:t>
         <w:br/>
-        <w:t>11,509 كيرملأا يدوعسلا كنبلا ضرق تلاومع دادس نيز دمحأ خيشلاب صاخلا 03/01/2013 طسق</w:t>
+        <w:t>قسط 03/01/2013 الخاص بالشيخ أحمد زين سداد عموالت قرض البنك السعودي األمريك 509,11</w:t>
         <w:br/>
-        <w:t>500,000 كيرملأا يدوعسلا كنبلا ضرق طسق دادس نيز دمحأ خيشلاب صاخلا 12/01/2013 طسق</w:t>
+        <w:t>قسط 12/01/2013 الخاص بالشيخ أحمد زين سداد قسط قرض البنك السعودي األمريك 000,500</w:t>
         <w:br/>
-        <w:t>10,601 كيرملأا يدوعسلا كنبلا ضرق تلاومع دادس نيز دمحأ خيشلاب صاخلا 03/02/2013 طسق</w:t>
+        <w:t>قسط 03/02/2013 الخاص بالشيخ أحمد زين سداد عموالت قرض البنك السعودي األمريك 601,10</w:t>
         <w:br/>
-        <w:t>3,000,000 برعلا كنبلا مسإب 1025676 مقر قدصم كيش هدلاوأ و نيز دمحأ ةكش نم نطولا</w:t>
+        <w:t>الوطن من شكة أحمد زين و أوالده شيك مصدق رقم 1025676 بإسم البنك العرب 000,000,3</w:t>
         <w:br/>
-        <w:t>1,000,000 برعلا كنبلا مسإب 1026457 مقر قدصم كيش (ابماس كنب) هدلاوأ و نيز دمحأ ةكش نم نطولا</w:t>
+        <w:t>الوطن من شكة أحمد زين و أوالده (بنك سامبا) شيك مصدق رقم 1026457 بإسم البنك العرب 000,000,1</w:t>
         <w:br/>
-        <w:t>10,307 كيرملأا يدوعسلا كنبلا ضرق تلاومع دادس نيز دمحأ خيشلاب صاخلا 03/04/2013 طسق</w:t>
+        <w:t>قسط 03/04/2013 الخاص بالشيخ أحمد زين سداد عموالت قرض البنك السعودي األمريك 307,10</w:t>
         <w:br/>
-        <w:t>500,000 كيرملأا يدوعسلا كنبلا ضرق طسق دادس نيز دمحأ خيشلاب صاخلا 11/04/2013 طسق</w:t>
+        <w:t>قسط 11/04/2013 الخاص بالشيخ أحمد زين سداد قسط قرض البنك السعودي األمريك 000,500</w:t>
         <w:br/>
         <w:t>1,000,000 برعلا كنبلا مسإب 1032571 قدصم كيش (ابماس كنب) هدلاوأ و نيز دمحأ ةكش نم نطولا</w:t>
         <w:br/>
-        <w:t>500,000 برعلا كنبلا مسإب 1035847 مقر قدصم كيش (ابماس كنب) هدلاوأ و نيز دمحأ ةكش نم نطولا</w:t>
+        <w:t>الوطن من شكة أحمد زين و أوالده (بنك سامبا) شيك مصدق رقم 1035847 بإسم البنك العرب 000,500</w:t>
         <w:br/>
-        <w:t>500,000 كيرملأا يدوعسلا كنبلا ضرق طسق دادس نيز دمحأ خيشلاب صاخلا 11/07/2013 طسق</w:t>
+        <w:t>قسط 11/07/2013 الخاص بالشيخ أحمد زين سداد قسط قرض البنك السعودي األمريك 000,500</w:t>
         <w:br/>
-        <w:t>500,000 برعلا كنبلا مسإب 568765 مقر قدصم كيش (ضايرلا كنب) ةيراقعلا لامعلأل ةفايضلا ةكش نم نطولا</w:t>
+        <w:t>الوطن من شكة الضيافة لألعمال العقارية (بنك الرياض) شيك مصدق رقم 568765 بإسم البنك العرب 000,500</w:t>
         <w:br/>
-        <w:t>500,000 كيرملأا يدوعسلا كنبلا ضرق طسق دادس نيز دمحأ خيشلاب صاخلا 13/10/2013 طسق</w:t>
+        <w:t>قسط 13/10/2013 الخاص بالشيخ أحمد زين سداد قسط قرض البنك السعودي األمريك 000,500</w:t>
         <w:br/>
-        <w:t>1,000,000 برعلا كنبلا مسإب 1044940 مقر قدصم كيش (ابماس كنب) هدلاوأ و نيز دمحأ ةكش نم نطولا</w:t>
+        <w:t>الوطن من شكة أحمد زين و أوالده (بنك سامبا) شيك مصدق رقم 1044940 بإسم البنك العرب 000,000,1</w:t>
         <w:br/>
-        <w:t>500,000 كيرملأا يدوعسلا كنبلا ضرق طسق دادس نيز دمحأ خيشلاب صاخلا 12/01/2014 طسق</w:t>
+        <w:t>قسط 12/01/2014 الخاص بالشيخ أحمد زين سداد قسط قرض البنك السعودي األمريك 000,500</w:t>
         <w:br/>
-        <w:t>500,000 برعلا كنبلا مسإب 1054317 مقر قدصم كيش (ابماس كنب) هدلاوأ و نيز دمحأ ةكش نم نطولا</w:t>
+        <w:t>الوطن من شكة أحمد زين و أوالده (بنك سامبا) شيك مصدق رقم 1054317 بإسم البنك العرب 000,500</w:t>
         <w:br/>
-        <w:t>500,000 كيرملأا يدوعسلا كنبلا ضرق طسق دادس نيز دمحأ خيشلاب صاخلا 13/04/2014 طسق</w:t>
+        <w:t>قسط 13/04/2014 الخاص بالشيخ أحمد زين سداد قسط قرض البنك السعودي األمريك 000,500</w:t>
         <w:br/>
-        <w:t>500,000 برعلا كنبلا مسإب 1064434 مقر قدصم كيش (ابماس كنب) هدلاوأ و نيز دمحأ ةكش نم نطولا</w:t>
+        <w:t>الوطن من شكة أحمد زين و أوالده (بنك سامبا) شيك مصدق رقم 1064434 بإسم البنك العرب 000,500</w:t>
         <w:br/>
-        <w:t>500,000 كيرملأا يدوعسلا كنبلا ضرق طسق دادس نيز دمحأ خيشلاب صاخلا 13/07/2014 طسق</w:t>
+        <w:t>قسط 13/07/2014 الخاص بالشيخ أحمد زين سداد قسط قرض البنك السعودي األمريك 000,500</w:t>
         <w:br/>
-        <w:t>1,000,000 برعلا كنبلا مسإب 10872023 مقر قدصم كيش (ابماس كنب) هدلاوأ و نيز دمحأ ةكش نم نطولا</w:t>
+        <w:t>الوطن من شكة أحمد زين و أوالده (بنك سامبا) شيك مصدق رقم 10872023 بإسم البنك العرب 000,000,1</w:t>
         <w:br/>
-        <w:t>500,000 كيرملأا يدوعسلا كنبلا ضرق طسق دادس نيز دمحأ خيشلاب صاخلا 12/10/2014 طسق</w:t>
+        <w:t>قسط 12/10/2014 الخاص بالشيخ أحمد زين سداد قسط قرض البنك السعودي األمريك 000,500</w:t>
         <w:br/>
-        <w:t>500,308 كيرملأا يدوعسلا كنبلا ضرق طسق دادس نيز دمحأ خيشلاب صاخلا 12/01/2015 طسق</w:t>
+        <w:t>قسط 12/01/2015 الخاص بالشيخ أحمد زين سداد قسط قرض البنك السعودي األمريك 308,500</w:t>
       </w:r>
     </w:p>
     <w:p>

--- a/zaini_case_audit_output/outputs/word/documents/030_محضر اجتماع تقسيم شركات ابار وزيني و شيكات الامير احمد و بيان شيكات القروض البنك.docx
+++ b/zaini_case_audit_output/outputs/word/documents/030_محضر اجتماع تقسيم شركات ابار وزيني و شيكات الامير احمد و بيان شيكات القروض البنك.docx
@@ -104,7 +104,7 @@
           <w:b w:val="0"/>
           <w:i w:val="0"/>
         </w:rPr>
-        <w:t>أسامه بن احمد بن عباس زيني 250,153,38 حصة الشیخ أحمد عباس زیني</w:t>
+        <w:t>ينیز سابع دمحأ خیشلا ةصح 38,153,250 ينيز سابع نب دمحا نب هماسأ</w:t>
       </w:r>
     </w:p>
     <w:p>
@@ -117,7 +117,7 @@
           <w:b w:val="0"/>
           <w:i w:val="0"/>
         </w:rPr>
-        <w:t>زیني:ي العقاریة 567,785,228 .279*956.69,223,178 (القیمة لعام ١٤٢٩ )</w:t>
+        <w:t>( ١٤٢٩ ماعل ةمیقلا) 178,223,956.69*.279 228,785,567 ةیراقعلا ي:ينیز</w:t>
       </w:r>
     </w:p>
     <w:p>
@@ -130,7 +130,7 @@
           <w:b w:val="0"/>
           <w:i w:val="0"/>
         </w:rPr>
-        <w:t>483.92,724,49 آل 956.69,223,178 = الشیخ شرکة = عبا زیني أحمد .779 من الضیافةس x عباس الشرکة: لألعمال زين</w:t>
+        <w:t>نيز لامعلأل :ةکرشلا سابع x سةفایضلا نم .779 دمحأ ينیز ابع = ةکرش خیشلا = 178,223,956.69 لآ 49,724,483.92</w:t>
       </w:r>
     </w:p>
     <w:p>
@@ -143,7 +143,7 @@
           <w:b w:val="0"/>
           <w:i w:val="0"/>
         </w:rPr>
-        <w:t>أ حصةسامه ب الشیخن أحمد ا عباسحمد زیني ب حصة منن حصة</w:t>
+        <w:t>ةصح ننم ةصح ب ينیز دمحسابع ا دمحأ نخیشلا ب هماسةصح أ</w:t>
       </w:r>
     </w:p>
     <w:p>
@@ -169,7 +169,7 @@
           <w:b w:val="0"/>
           <w:i w:val="0"/>
         </w:rPr>
-        <w:t>اجماليحم قیمد ب 733.92,877,87ن = الحصص للشیخ عبا أحمدس عباس زين زینيي رحمھ هللا: 483.92,724,49+250,153,38</w:t>
+        <w:t>38,153,250+49,724,483.92 :الله ھمحر يينیز نيز سابع سدمحأ ابع خیشلل صصحلا = ن87,877,733.92 ب دمیق محيلامجا</w:t>
       </w:r>
     </w:p>
     <w:p>
@@ -182,7 +182,7 @@
           <w:b w:val="0"/>
           <w:i w:val="0"/>
         </w:rPr>
-        <w:t>أسامه بن ا</w:t>
+        <w:t>ا نب هماسأ</w:t>
       </w:r>
     </w:p>
     <w:p>
@@ -221,7 +221,7 @@
           <w:b w:val="0"/>
           <w:i w:val="0"/>
         </w:rPr>
-        <w:t>ألمر السيد طارق نيازي محمد بدوي 1 1434 10-07-1434 عقد المحاصة الشيخ أسامة زين رقم</w:t>
+        <w:t>مقر نيز ةماسأ خيشلا ةصاحملا دقع 10-07-1434 1434 1 يودب دمحم يزاين قراط ديسلا رملأ</w:t>
       </w:r>
     </w:p>
     <w:p>
@@ -234,7 +234,7 @@
           <w:b w:val="0"/>
           <w:i w:val="0"/>
         </w:rPr>
-        <w:t>سمو األمي أحمد بن عبد العزيز آل من البنك السعودي األمريك ألمر شيك مرصف رقم 01139336 صادر</w:t>
+        <w:t>رداص 01139336 مقر فصرم كيش رملأ كيرملأا يدوعسلا كنبلا نم لآ زيزعلا دبع نب دمحأ يملأا ومس</w:t>
       </w:r>
     </w:p>
     <w:p>
@@ -260,7 +260,7 @@
           <w:b w:val="0"/>
           <w:i w:val="0"/>
         </w:rPr>
-        <w:t>سمو األمي أحمد بن عبد العزيز آل من البنك السعودي األمريك ألمر شيك مرصف رقم 01139958 صادر</w:t>
+        <w:t>رداص 01139958 مقر فصرم كيش رملأ كيرملأا يدوعسلا كنبلا نم لآ زيزعلا دبع نب دمحأ يملأا ومس</w:t>
       </w:r>
     </w:p>
     <w:p>
@@ -286,7 +286,7 @@
           <w:b w:val="0"/>
           <w:i w:val="0"/>
         </w:rPr>
-        <w:t>سمو األمي أحمد بن عبد العزيز آل من البنك السعودي األمريك ألمر شيك مرصف رقم 01145171 صادر</w:t>
+        <w:t>رداص 01145171 مقر فصرم كيش رملأ كيرملأا يدوعسلا كنبلا نم لآ زيزعلا دبع نب دمحأ يملأا ومس</w:t>
       </w:r>
     </w:p>
     <w:p>
@@ -312,7 +312,7 @@
           <w:b w:val="0"/>
           <w:i w:val="0"/>
         </w:rPr>
-        <w:t>سمو األمي أحمد بن عبد العزيز آل من البنك السعودي األمريك ألمر شيك مرصف رقم 01153128 صادر</w:t>
+        <w:t>رداص 01153128 مقر فصرم كيش رملأ كيرملأا يدوعسلا كنبلا نم لآ زيزعلا دبع نب دمحأ يملأا ومس</w:t>
       </w:r>
     </w:p>
     <w:p>
@@ -338,7 +338,7 @@
           <w:b w:val="0"/>
           <w:i w:val="0"/>
         </w:rPr>
-        <w:t>أمررصف شيك موقع من قبل المحاسب و المدير المال بأسم طارق نيازي محمد بدوي قبل أحمد أسامة زين صادرة من البنك السعودي األمريك و عدد ثالث شيكات رقم 502,527,557 مصدقة و موقعة من إسم المستفيد المستندات الداعمة المبلغ</w:t>
+        <w:t>غلبملا ةمعادلا تادنتسملا ديفتسملا مسإ نم ةعقوم و ةقدصم 557,527,502 مقر تاكيش ثلاث ددع و كيرملأا يدوعسلا كنبلا نم ةرداص نيز ةماسأ دمحأ لبق يودب دمحم يزاين قراط مسأب لاملا ريدملا و بساحملا لبق نم عقوم كيش فصررمأ</w:t>
       </w:r>
     </w:p>
     <w:p>
@@ -364,7 +364,7 @@
           <w:b w:val="0"/>
           <w:i w:val="0"/>
         </w:rPr>
-        <w:t>عقد محاصة بي الشيخ أحمد عباس زين و سمو األمي األمي أحمد بن عبداألمريك بإسم سمو األمي أحمد بن عبد العزيز آل سعود شيك مرصف رقم 01139958 صادر من البنك السعودي أحمد بن عبد العزيز آل سعود ( - التوزي ع األول 190,627,23 العزيز آل سعود )</w:t>
+        <w:t>( دوعس لآ زيزعلا 23,627,190 لولأا ع يزوتلا - ) دوعس لآ زيزعلا دبع نب دمحأ يدوعسلا كنبلا نم رداص 01139958 مقر فصرم كيش دوعس لآ زيزعلا دبع نب دمحأ يملأا ومس مسإب كيرملأادبع نب دمحأ يملأا يملأا ومس و نيز سابع دمحأ خيشلا يب ةصاحم دقع</w:t>
       </w:r>
     </w:p>
     <w:p>
@@ -377,7 +377,7 @@
           <w:b w:val="0"/>
           <w:i w:val="0"/>
         </w:rPr>
-        <w:t>عقد محاصة بي الشيخ أحمد عباس زين و سمو األمي األمي أحمد بن عبداألمريك بإسم سمو األمي أحمد بن عبد العزيز آل سعود شيك مرصف رقم 01145171 صادر من البنك السعودي أحمد بن عبد العزيز آل سعود ( - التوزي ع الثان 000,146,2 العزيز آل سعود )</w:t>
+        <w:t>( دوعس لآ زيزعلا 2,146,000 ناثلا ع يزوتلا - ) دوعس لآ زيزعلا دبع نب دمحأ يدوعسلا كنبلا نم رداص 01145171 مقر فصرم كيش دوعس لآ زيزعلا دبع نب دمحأ يملأا ومس مسإب كيرملأادبع نب دمحأ يملأا يملأا ومس و نيز سابع دمحأ خيشلا يب ةصاحم دقع</w:t>
       </w:r>
     </w:p>
     <w:p>
@@ -390,7 +390,7 @@
           <w:b w:val="0"/>
           <w:i w:val="0"/>
         </w:rPr>
-        <w:t>عقد محاصة بي الشيخ أحمد عباس زين و سمو األمي األمي أحمد بن عبداألمريك بإسم سمو األمي أحمد بن عبد العزيز آل سعود شيك مرصف رقم 01153128 صادر من البنك السعودي أحمد بن عبد العزيز آل سعود ( - التوزي ع الثالث 000,696 العزيز آل سعود )</w:t>
+        <w:t>( دوعس لآ زيزعلا 696,000 ثلاثلا ع يزوتلا - ) دوعس لآ زيزعلا دبع نب دمحأ يدوعسلا كنبلا نم رداص 01153128 مقر فصرم كيش دوعس لآ زيزعلا دبع نب دمحأ يملأا ومس مسإب كيرملأادبع نب دمحأ يملأا يملأا ومس و نيز سابع دمحأ خيشلا يب ةصاحم دقع</w:t>
       </w:r>
     </w:p>
     <w:p>
@@ -442,7 +442,7 @@
           <w:b w:val="0"/>
           <w:i w:val="0"/>
         </w:rPr>
-        <w:t>الشيخ أسامة زين 11210006 حساب رقم البنك السعودي األمريك</w:t>
+        <w:t>كيرملأا يدوعسلا كنبلا مقر باسح 11210006 نيز ةماسأ خيشلا</w:t>
       </w:r>
     </w:p>
     <w:p>
@@ -455,7 +455,7 @@
           <w:b w:val="0"/>
           <w:i w:val="0"/>
         </w:rPr>
-        <w:t>حساب الشيخ أسامة زين البنك السعودي األمريك</w:t>
+        <w:t>كيرملأا يدوعسلا كنبلا نيز ةماسأ خيشلا باسح</w:t>
       </w:r>
     </w:p>
     <w:p>
@@ -481,7 +481,7 @@
           <w:b w:val="0"/>
           <w:i w:val="0"/>
         </w:rPr>
-        <w:t>التسلسل السنة رقم القيد تاري خ الدفعة طريقة السداد 8 1434 966 11/04/2013 سداد مباش خصم من الحساب 7 1434 993 03/04/2013 سداد مباش خصم من الحساب 6 1434 722 11/03/2013 سداد مباش شيك مرصف 5 1434 598 12/02/2013 سداد مباش شيك مرصف 4 1434 595 03/02/2013 سداد مباش خصم من الحساب 3 1434 360 12/01/2013 سداد مباش خصم من الحساب 2 1434 290 03/01/2013 سداد مباش خصم من الحساب 1 1434 115 03/12/2012 سداد مباش خصم من الحساب 1 1432 873 26/04/2011 سداد مباش شيك مرصف 2 1431 2948 03/11/2010 سداد مباش شيك مرصف 1 1431 2947 03/11/2010 سداد مباش شيك مرصف نقد ( ) شيك / تحويل بنك</w:t>
+        <w:t>كنب ليوحت / كيش ( ) دقن فصرم كيش شابم دادس 03/11/2010 2947 1431 1 فصرم كيش شابم دادس 03/11/2010 2948 1431 2 فصرم كيش شابم دادس 26/04/2011 873 1432 1 باسحلا نم مصخ شابم دادس 03/12/2012 115 1434 1 باسحلا نم مصخ شابم دادس 03/01/2013 290 1434 2 باسحلا نم مصخ شابم دادس 12/01/2013 360 1434 3 باسحلا نم مصخ شابم دادس 03/02/2013 595 1434 4 فصرم كيش شابم دادس 12/02/2013 598 1434 5 فصرم كيش شابم دادس 11/03/2013 722 1434 6 باسحلا نم مصخ شابم دادس 03/04/2013 993 1434 7 باسحلا نم مصخ شابم دادس 11/04/2013 966 1434 8 دادسلا ةقيرط ةعفدلا خ يرات ديقلا مقر ةنسلا لسلستلا</w:t>
       </w:r>
     </w:p>
     <w:p>
@@ -559,57 +559,57 @@
         </w:rPr>
         <w:t>ديفتسملا مسإ</w:t>
         <w:br/>
-        <w:t>البنك العرب الوطن طبيعة العملية ) ريال سعودي ( المبلغ</w:t>
+        <w:t>غلبملا ) يدوعس لاير ( ةيلمعلا ةعيبط نطولا برعلا كنبلا</w:t>
         <w:br/>
-        <w:t>الوطن من شكة أحمد زين و أوالده شيك مصدق رقم 599139 بإسم البنك العرب 000,000,3</w:t>
+        <w:t>3,000,000 برعلا كنبلا مسإب 599139 مقر قدصم كيش هدلاوأ و نيز دمحأ ةكش نم نطولا</w:t>
         <w:br/>
-        <w:t>الوطن من شكة أحمد زين و أوالده شيك مصدق رقم 599140 بإسم البنك العرب 000,000,3</w:t>
+        <w:t>3,000,000 برعلا كنبلا مسإب 599140 مقر قدصم كيش هدلاوأ و نيز دمحأ ةكش نم نطولا</w:t>
         <w:br/>
-        <w:t>الوطن من شكة مصنع الحلويات و الطحينة شيك مصدق رقم 619041 بإسم البنك العرب 000,500</w:t>
+        <w:t>500,000 برعلا كنبلا مسإب 619041 مقر قدصم كيش ةنيحطلا و تايولحلا عنصم ةكش نم نطولا</w:t>
         <w:br/>
-        <w:t>قسط 03/12/2012 الخاص بالشيخ أحمد زين سداد عموالت قرض البنك السعودي األمريك 138,11</w:t>
+        <w:t>11,138 كيرملأا يدوعسلا كنبلا ضرق تلاومع دادس نيز دمحأ خيشلاب صاخلا 03/12/2012 طسق</w:t>
         <w:br/>
-        <w:t>قسط 03/01/2013 الخاص بالشيخ أحمد زين سداد عموالت قرض البنك السعودي األمريك 509,11</w:t>
+        <w:t>11,509 كيرملأا يدوعسلا كنبلا ضرق تلاومع دادس نيز دمحأ خيشلاب صاخلا 03/01/2013 طسق</w:t>
         <w:br/>
-        <w:t>قسط 12/01/2013 الخاص بالشيخ أحمد زين سداد قسط قرض البنك السعودي األمريك 000,500</w:t>
+        <w:t>500,000 كيرملأا يدوعسلا كنبلا ضرق طسق دادس نيز دمحأ خيشلاب صاخلا 12/01/2013 طسق</w:t>
         <w:br/>
-        <w:t>قسط 03/02/2013 الخاص بالشيخ أحمد زين سداد عموالت قرض البنك السعودي األمريك 601,10</w:t>
+        <w:t>10,601 كيرملأا يدوعسلا كنبلا ضرق تلاومع دادس نيز دمحأ خيشلاب صاخلا 03/02/2013 طسق</w:t>
         <w:br/>
-        <w:t>الوطن من شكة أحمد زين و أوالده شيك مصدق رقم 1025676 بإسم البنك العرب 000,000,3</w:t>
+        <w:t>3,000,000 برعلا كنبلا مسإب 1025676 مقر قدصم كيش هدلاوأ و نيز دمحأ ةكش نم نطولا</w:t>
         <w:br/>
-        <w:t>الوطن من شكة أحمد زين و أوالده (بنك سامبا) شيك مصدق رقم 1026457 بإسم البنك العرب 000,000,1</w:t>
+        <w:t>1,000,000 برعلا كنبلا مسإب 1026457 مقر قدصم كيش (ابماس كنب) هدلاوأ و نيز دمحأ ةكش نم نطولا</w:t>
         <w:br/>
-        <w:t>قسط 03/04/2013 الخاص بالشيخ أحمد زين سداد عموالت قرض البنك السعودي األمريك 307,10</w:t>
+        <w:t>10,307 كيرملأا يدوعسلا كنبلا ضرق تلاومع دادس نيز دمحأ خيشلاب صاخلا 03/04/2013 طسق</w:t>
         <w:br/>
-        <w:t>قسط 11/04/2013 الخاص بالشيخ أحمد زين سداد قسط قرض البنك السعودي األمريك 000,500</w:t>
+        <w:t>500,000 كيرملأا يدوعسلا كنبلا ضرق طسق دادس نيز دمحأ خيشلاب صاخلا 11/04/2013 طسق</w:t>
         <w:br/>
         <w:t>1,000,000 برعلا كنبلا مسإب 1032571 قدصم كيش (ابماس كنب) هدلاوأ و نيز دمحأ ةكش نم نطولا</w:t>
         <w:br/>
-        <w:t>الوطن من شكة أحمد زين و أوالده (بنك سامبا) شيك مصدق رقم 1035847 بإسم البنك العرب 000,500</w:t>
+        <w:t>500,000 برعلا كنبلا مسإب 1035847 مقر قدصم كيش (ابماس كنب) هدلاوأ و نيز دمحأ ةكش نم نطولا</w:t>
         <w:br/>
-        <w:t>قسط 11/07/2013 الخاص بالشيخ أحمد زين سداد قسط قرض البنك السعودي األمريك 000,500</w:t>
+        <w:t>500,000 كيرملأا يدوعسلا كنبلا ضرق طسق دادس نيز دمحأ خيشلاب صاخلا 11/07/2013 طسق</w:t>
         <w:br/>
-        <w:t>الوطن من شكة الضيافة لألعمال العقارية (بنك الرياض) شيك مصدق رقم 568765 بإسم البنك العرب 000,500</w:t>
+        <w:t>500,000 برعلا كنبلا مسإب 568765 مقر قدصم كيش (ضايرلا كنب) ةيراقعلا لامعلأل ةفايضلا ةكش نم نطولا</w:t>
         <w:br/>
-        <w:t>قسط 13/10/2013 الخاص بالشيخ أحمد زين سداد قسط قرض البنك السعودي األمريك 000,500</w:t>
+        <w:t>500,000 كيرملأا يدوعسلا كنبلا ضرق طسق دادس نيز دمحأ خيشلاب صاخلا 13/10/2013 طسق</w:t>
         <w:br/>
-        <w:t>الوطن من شكة أحمد زين و أوالده (بنك سامبا) شيك مصدق رقم 1044940 بإسم البنك العرب 000,000,1</w:t>
+        <w:t>1,000,000 برعلا كنبلا مسإب 1044940 مقر قدصم كيش (ابماس كنب) هدلاوأ و نيز دمحأ ةكش نم نطولا</w:t>
         <w:br/>
-        <w:t>قسط 12/01/2014 الخاص بالشيخ أحمد زين سداد قسط قرض البنك السعودي األمريك 000,500</w:t>
+        <w:t>500,000 كيرملأا يدوعسلا كنبلا ضرق طسق دادس نيز دمحأ خيشلاب صاخلا 12/01/2014 طسق</w:t>
         <w:br/>
-        <w:t>الوطن من شكة أحمد زين و أوالده (بنك سامبا) شيك مصدق رقم 1054317 بإسم البنك العرب 000,500</w:t>
+        <w:t>500,000 برعلا كنبلا مسإب 1054317 مقر قدصم كيش (ابماس كنب) هدلاوأ و نيز دمحأ ةكش نم نطولا</w:t>
         <w:br/>
-        <w:t>قسط 13/04/2014 الخاص بالشيخ أحمد زين سداد قسط قرض البنك السعودي األمريك 000,500</w:t>
+        <w:t>500,000 كيرملأا يدوعسلا كنبلا ضرق طسق دادس نيز دمحأ خيشلاب صاخلا 13/04/2014 طسق</w:t>
         <w:br/>
-        <w:t>الوطن من شكة أحمد زين و أوالده (بنك سامبا) شيك مصدق رقم 1064434 بإسم البنك العرب 000,500</w:t>
+        <w:t>500,000 برعلا كنبلا مسإب 1064434 مقر قدصم كيش (ابماس كنب) هدلاوأ و نيز دمحأ ةكش نم نطولا</w:t>
         <w:br/>
-        <w:t>قسط 13/07/2014 الخاص بالشيخ أحمد زين سداد قسط قرض البنك السعودي األمريك 000,500</w:t>
+        <w:t>500,000 كيرملأا يدوعسلا كنبلا ضرق طسق دادس نيز دمحأ خيشلاب صاخلا 13/07/2014 طسق</w:t>
         <w:br/>
-        <w:t>الوطن من شكة أحمد زين و أوالده (بنك سامبا) شيك مصدق رقم 10872023 بإسم البنك العرب 000,000,1</w:t>
+        <w:t>1,000,000 برعلا كنبلا مسإب 10872023 مقر قدصم كيش (ابماس كنب) هدلاوأ و نيز دمحأ ةكش نم نطولا</w:t>
         <w:br/>
-        <w:t>قسط 12/10/2014 الخاص بالشيخ أحمد زين سداد قسط قرض البنك السعودي األمريك 000,500</w:t>
+        <w:t>500,000 كيرملأا يدوعسلا كنبلا ضرق طسق دادس نيز دمحأ خيشلاب صاخلا 12/10/2014 طسق</w:t>
         <w:br/>
-        <w:t>قسط 12/01/2015 الخاص بالشيخ أحمد زين سداد قسط قرض البنك السعودي األمريك 308,500</w:t>
+        <w:t>500,308 كيرملأا يدوعسلا كنبلا ضرق طسق دادس نيز دمحأ خيشلاب صاخلا 12/01/2015 طسق</w:t>
       </w:r>
     </w:p>
     <w:p>
@@ -622,7 +622,7 @@
           <w:b w:val="0"/>
           <w:i w:val="0"/>
         </w:rPr>
-        <w:t>[المستندات الداعمة: كشوف حسابات بنكية من البنك السعودي الأمريكي والبنك العربي الوطني وبنك الرياض وبنك سامبا والبنك السعودي الفرنسي، وسندات قيد محاسبية معتمدة من البساحم والمدير المالي، تتعلق بشركة أحمد زيني وأولاده ومصنع الحلويات والطحينة وشركة الضيافة للأعمال العقارية.]</w:t>
+        <w:t>[.ةيراقعلا لامعألل ةفايضلا ةكرشو ةنيحطلاو تايولحلا عنصمو هدالوأو ينيز دمحأ ةكرشب قلعتت ،يلاملا ريدملاو محاسبلا نم ةدمتعم ةيبساحم ديق تادنسو ،يسنرفلا يدوعسلا كنبلاو ابماس كنبو ضايرلا كنبو ينطولا يبرعلا كنبلاو يكيرمألا يدوعسلا كنبلا نم ةيكنب تاباسح فوشك :ةمعادلا تادنتسملا]</w:t>
       </w:r>
     </w:p>
     <w:sectPr>

--- a/zaini_case_audit_output/outputs/word/documents/030_محضر اجتماع تقسيم شركات ابار وزيني و شيكات الامير احمد و بيان شيكات القروض البنك.docx
+++ b/zaini_case_audit_output/outputs/word/documents/030_محضر اجتماع تقسيم شركات ابار وزيني و شيكات الامير احمد و بيان شيكات القروض البنك.docx
@@ -351,7 +351,7 @@
           <w:b w:val="0"/>
           <w:i w:val="0"/>
         </w:rPr>
-        <w:t>عقد محاصة بي الشيخ أحمد عباس زين و سمو األمي األمي أحمد بن عبداألمريك بإسم سمو األمي أحمد بن عبد العزيز آل سعود شيك مرصف رقم 01139336 صادر من البنك السعودي 827,634 بدوي طارق نيازي محمد</w:t>
+        <w:t>عقد محاصة بي الشيخ أحمد عباس زين و سمو األمي أحمد بن عبداألمريك بإسم سمو األمي أحمد بن عبد العزيز آل سعود شيك مرصف رقم 01139336 صادر من البنك السعودي 827,634 بدوي طارق نيازي محمد</w:t>
       </w:r>
     </w:p>
     <w:p>
@@ -364,7 +364,7 @@
           <w:b w:val="0"/>
           <w:i w:val="0"/>
         </w:rPr>
-        <w:t>( دوعس لآ زيزعلا 23,627,190 لولأا ع يزوتلا - ) دوعس لآ زيزعلا دبع نب دمحأ يدوعسلا كنبلا نم رداص 01139958 مقر فصرم كيش دوعس لآ زيزعلا دبع نب دمحأ يملأا ومس مسإب كيرملأادبع نب دمحأ يملأا يملأا ومس و نيز سابع دمحأ خيشلا يب ةصاحم دقع</w:t>
+        <w:t>( دوعس لآ زيزعلا 23,627,190 لولأا ع يزوتلا - ) دوعس لآ زيزعلا دبع نب دمحأ يدوعسلا كنبلا نم رداص 01139958 مقر فصرم كيش دوعس لآ زيزعلا دبع نب دمحأ يملأا ومس مسإب كيرملأادبع نب دمحأ يملأا ومس و نيز سابع دمحأ خيشلا يب ةصاحم دقع</w:t>
       </w:r>
     </w:p>
     <w:p>
@@ -377,7 +377,7 @@
           <w:b w:val="0"/>
           <w:i w:val="0"/>
         </w:rPr>
-        <w:t>( دوعس لآ زيزعلا 2,146,000 ناثلا ع يزوتلا - ) دوعس لآ زيزعلا دبع نب دمحأ يدوعسلا كنبلا نم رداص 01145171 مقر فصرم كيش دوعس لآ زيزعلا دبع نب دمحأ يملأا ومس مسإب كيرملأادبع نب دمحأ يملأا يملأا ومس و نيز سابع دمحأ خيشلا يب ةصاحم دقع</w:t>
+        <w:t>( دوعس لآ زيزعلا 2,146,000 ناثلا ع يزوتلا - ) دوعس لآ زيزعلا دبع نب دمحأ يدوعسلا كنبلا نم رداص 01145171 مقر فصرم كيش دوعس لآ زيزعلا دبع نب دمحأ يملأا ومس مسإب كيرملأادبع نب دمحأ يملأا ومس و نيز سابع دمحأ خيشلا يب ةصاحم دقع</w:t>
       </w:r>
     </w:p>
     <w:p>
@@ -390,7 +390,7 @@
           <w:b w:val="0"/>
           <w:i w:val="0"/>
         </w:rPr>
-        <w:t>( دوعس لآ زيزعلا 696,000 ثلاثلا ع يزوتلا - ) دوعس لآ زيزعلا دبع نب دمحأ يدوعسلا كنبلا نم رداص 01153128 مقر فصرم كيش دوعس لآ زيزعلا دبع نب دمحأ يملأا ومس مسإب كيرملأادبع نب دمحأ يملأا يملأا ومس و نيز سابع دمحأ خيشلا يب ةصاحم دقع</w:t>
+        <w:t>( دوعس لآ زيزعلا 696,000 ثلا ع يزوتلا - ) دوعس لآ زيزعلا دبع نب دمحأ يدوعسلا كنبلا نم رداص 01153128 مقر فصرم كيش دوعس لآ زيزعلا دبع نب دمحأ يملأا ومس مسإب كيرملأادبع نب دمحأ يملأا ومس و نيز سابع دمحأ خيشلا يب ةصاحم دقع</w:t>
       </w:r>
     </w:p>
     <w:p>

--- a/zaini_case_audit_output/outputs/word/documents/030_محضر اجتماع تقسيم شركات ابار وزيني و شيكات الامير احمد و بيان شيكات القروض البنك.docx
+++ b/zaini_case_audit_output/outputs/word/documents/030_محضر اجتماع تقسيم شركات ابار وزيني و شيكات الامير احمد و بيان شيكات القروض البنك.docx
@@ -70,14 +70,13 @@
     <w:p/>
     <w:p>
       <w:pPr>
+        <w:pStyle w:val="Heading2"/>
         <w:jc w:val="right"/>
         <w:bidi/>
       </w:pPr>
       <w:r>
-        <w:rPr>
-          <w:b w:val="0"/>
-          <w:i w:val="0"/>
-        </w:rPr>
+        <w:t>[نص الضبط / الحكم — المتن الفعلي] ===</w:t>
+        <w:br/>
         <w:t>أسامه بن احمد بن عباس زيني</w:t>
       </w:r>
     </w:p>

--- a/zaini_case_audit_output/outputs/word/documents/030_محضر اجتماع تقسيم شركات ابار وزيني و شيكات الامير احمد و بيان شيكات القروض البنك.docx
+++ b/zaini_case_audit_output/outputs/word/documents/030_محضر اجتماع تقسيم شركات ابار وزيني و شيكات الامير احمد و بيان شيكات القروض البنك.docx
@@ -75,7 +75,7 @@
         <w:bidi/>
       </w:pPr>
       <w:r>
-        <w:t>[نص الضبط / الحكم — المتن الفعلي] ===</w:t>
+        <w:t>[المتن الفعلي: الوقائع / الأسباب / المنطوق] ===</w:t>
         <w:br/>
         <w:t>أسامه بن احمد بن عباس زيني</w:t>
       </w:r>

--- a/zaini_case_audit_output/outputs/word/documents/030_محضر اجتماع تقسيم شركات ابار وزيني و شيكات الامير احمد و بيان شيكات القروض البنك.docx
+++ b/zaini_case_audit_output/outputs/word/documents/030_محضر اجتماع تقسيم شركات ابار وزيني و شيكات الامير احمد و بيان شيكات القروض البنك.docx
@@ -103,7 +103,7 @@
           <w:b w:val="0"/>
           <w:i w:val="0"/>
         </w:rPr>
-        <w:t>ينیز سابع دمحأ خیشلا ةصح 38,153,250 ينيز سابع نب دمحا نب هماسأ</w:t>
+        <w:t>أسامه بن احمد بن عباس زيني 250,153,38 حصة الشیخ أحمد عباس زیني</w:t>
       </w:r>
     </w:p>
     <w:p>
@@ -207,7 +207,7 @@
           <w:b w:val="0"/>
           <w:i w:val="0"/>
         </w:rPr>
-        <w:t>لسلستلا ةيلمعلا ةعيبط ةيلمعلا عون ةيلمعلا خ يرات ةنسلا نم ةرداص ةيفصرم تاكيش ةثلاث باسح نم كيرملأا يدوعسلا كنبلا 11210006</w:t>
+        <w:t>11210006 البنك السعودي األمريك من حساب ثالثة شيكات مرصفية صادرة من السنة تاري خ العملية نوع العملية طبيعة العملية التسلسل</w:t>
       </w:r>
     </w:p>
     <w:p>
@@ -220,7 +220,7 @@
           <w:b w:val="0"/>
           <w:i w:val="0"/>
         </w:rPr>
-        <w:t>مقر نيز ةماسأ خيشلا ةصاحملا دقع 10-07-1434 1434 1 يودب دمحم يزاين قراط ديسلا رملأ</w:t>
+        <w:t>ألمر السيد طارق نيازي محمد بدوي 1 1434 10-07-1434 عقد المحاصة الشيخ أسامة زين رقم</w:t>
       </w:r>
     </w:p>
     <w:p>
@@ -233,7 +233,7 @@
           <w:b w:val="0"/>
           <w:i w:val="0"/>
         </w:rPr>
-        <w:t>رداص 01139336 مقر فصرم كيش رملأ كيرملأا يدوعسلا كنبلا نم لآ زيزعلا دبع نب دمحأ يملأا ومس</w:t>
+        <w:t>سمو األمي أحمد بن عبد العزيز آل من البنك السعودي األمريك ألمر شيك مرصف رقم 01139336 صادر</w:t>
       </w:r>
     </w:p>
     <w:p>
@@ -259,7 +259,7 @@
           <w:b w:val="0"/>
           <w:i w:val="0"/>
         </w:rPr>
-        <w:t>رداص 01139958 مقر فصرم كيش رملأ كيرملأا يدوعسلا كنبلا نم لآ زيزعلا دبع نب دمحأ يملأا ومس</w:t>
+        <w:t>سمو األمي أحمد بن عبد العزيز آل من البنك السعودي األمريك ألمر شيك مرصف رقم 01139958 صادر</w:t>
       </w:r>
     </w:p>
     <w:p>
@@ -285,7 +285,7 @@
           <w:b w:val="0"/>
           <w:i w:val="0"/>
         </w:rPr>
-        <w:t>رداص 01145171 مقر فصرم كيش رملأ كيرملأا يدوعسلا كنبلا نم لآ زيزعلا دبع نب دمحأ يملأا ومس</w:t>
+        <w:t>سمو األمي أحمد بن عبد العزيز آل من البنك السعودي األمريك ألمر شيك مرصف رقم 01145171 صادر</w:t>
       </w:r>
     </w:p>
     <w:p>
@@ -311,7 +311,7 @@
           <w:b w:val="0"/>
           <w:i w:val="0"/>
         </w:rPr>
-        <w:t>رداص 01153128 مقر فصرم كيش رملأ كيرملأا يدوعسلا كنبلا نم لآ زيزعلا دبع نب دمحأ يملأا ومس</w:t>
+        <w:t>سمو األمي أحمد بن عبد العزيز آل من البنك السعودي األمريك ألمر شيك مرصف رقم 01153128 صادر</w:t>
       </w:r>
     </w:p>
     <w:p>
@@ -337,7 +337,7 @@
           <w:b w:val="0"/>
           <w:i w:val="0"/>
         </w:rPr>
-        <w:t>غلبملا ةمعادلا تادنتسملا ديفتسملا مسإ نم ةعقوم و ةقدصم 557,527,502 مقر تاكيش ثلاث ددع و كيرملأا يدوعسلا كنبلا نم ةرداص نيز ةماسأ دمحأ لبق يودب دمحم يزاين قراط مسأب لاملا ريدملا و بساحملا لبق نم عقوم كيش فصررمأ</w:t>
+        <w:t>أمررصف شيك موقع من قبل المحاسب و المدير المال بأسم طارق نيازي محمد بدوي قبل أحمد أسامة زين صادرة من البنك السعودي األمريك و عدد ثالث شيكات رقم 502,527,557 مصدقة و موقعة من إسم المستفيد المستندات الداعمة المبلغ</w:t>
       </w:r>
     </w:p>
     <w:p>
@@ -363,7 +363,7 @@
           <w:b w:val="0"/>
           <w:i w:val="0"/>
         </w:rPr>
-        <w:t>( دوعس لآ زيزعلا 23,627,190 لولأا ع يزوتلا - ) دوعس لآ زيزعلا دبع نب دمحأ يدوعسلا كنبلا نم رداص 01139958 مقر فصرم كيش دوعس لآ زيزعلا دبع نب دمحأ يملأا ومس مسإب كيرملأادبع نب دمحأ يملأا ومس و نيز سابع دمحأ خيشلا يب ةصاحم دقع</w:t>
+        <w:t>عقد محاصة بي الشيخ أحمد عباس زين و سمو األمي أحمد بن عبداألمريك بإسم سمو األمي أحمد بن عبد العزيز آل سعود شيك مرصف رقم 01139958 صادر من البنك السعودي أحمد بن عبد العزيز آل سعود ( - التوزي ع األول 190,627,23 العزيز آل سعود )</w:t>
       </w:r>
     </w:p>
     <w:p>
@@ -376,7 +376,7 @@
           <w:b w:val="0"/>
           <w:i w:val="0"/>
         </w:rPr>
-        <w:t>( دوعس لآ زيزعلا 2,146,000 ناثلا ع يزوتلا - ) دوعس لآ زيزعلا دبع نب دمحأ يدوعسلا كنبلا نم رداص 01145171 مقر فصرم كيش دوعس لآ زيزعلا دبع نب دمحأ يملأا ومس مسإب كيرملأادبع نب دمحأ يملأا ومس و نيز سابع دمحأ خيشلا يب ةصاحم دقع</w:t>
+        <w:t>عقد محاصة بي الشيخ أحمد عباس زين و سمو األمي أحمد بن عبداألمريك بإسم سمو األمي أحمد بن عبد العزيز آل سعود شيك مرصف رقم 01145171 صادر من البنك السعودي أحمد بن عبد العزيز آل سعود ( - التوزي ع الثان 000,146,2 العزيز آل سعود )</w:t>
       </w:r>
     </w:p>
     <w:p>
@@ -389,7 +389,7 @@
           <w:b w:val="0"/>
           <w:i w:val="0"/>
         </w:rPr>
-        <w:t>( دوعس لآ زيزعلا 696,000 ثلا ع يزوتلا - ) دوعس لآ زيزعلا دبع نب دمحأ يدوعسلا كنبلا نم رداص 01153128 مقر فصرم كيش دوعس لآ زيزعلا دبع نب دمحأ يملأا ومس مسإب كيرملأادبع نب دمحأ يملأا ومس و نيز سابع دمحأ خيشلا يب ةصاحم دقع</w:t>
+        <w:t>عقد محاصة بي الشيخ أحمد عباس زين و سمو األمي أحمد بن عبداألمريك بإسم سمو األمي أحمد بن عبد العزيز آل سعود شيك مرصف رقم 01153128 صادر من البنك السعودي أحمد بن عبد العزيز آل سعود ( - التوزي ع الث 000,696 العزيز آل سعود )</w:t>
       </w:r>
     </w:p>
     <w:p>
@@ -428,7 +428,19 @@
           <w:b w:val="0"/>
           <w:i w:val="0"/>
         </w:rPr>
-        <w:t>هنم لوحملا كنبلا باسحلا</w:t>
+        <w:t>الحساب البنك المحول منه</w:t>
+      </w:r>
+    </w:p>
+    <w:p>
+      <w:pPr>
+        <w:pStyle w:val="Heading2"/>
+        <w:jc w:val="right"/>
+        <w:bidi/>
+      </w:pPr>
+      <w:r>
+        <w:t>[بيانات الأطراف: المدعي / المدعى عليه / الحاضرون] ===</w:t>
+        <w:br/>
+        <w:t>الشيخ أسامة زين 11210006 حساب رقم البنك السعودي األمريك</w:t>
       </w:r>
     </w:p>
     <w:p>
@@ -441,7 +453,19 @@
           <w:b w:val="0"/>
           <w:i w:val="0"/>
         </w:rPr>
-        <w:t>كيرملأا يدوعسلا كنبلا مقر باسح 11210006 نيز ةماسأ خيشلا</w:t>
+        <w:t>حساب الشيخ أسامة زين البنك السعودي األمريك</w:t>
+      </w:r>
+    </w:p>
+    <w:p>
+      <w:pPr>
+        <w:pStyle w:val="Heading2"/>
+        <w:jc w:val="right"/>
+        <w:bidi/>
+      </w:pPr>
+      <w:r>
+        <w:t>[المتن الفعلي: الوقائع / الأسباب / المنطوق] ===</w:t>
+        <w:br/>
+        <w:t>/ مستند الرصف</w:t>
       </w:r>
     </w:p>
     <w:p>
@@ -454,33 +478,7 @@
           <w:b w:val="0"/>
           <w:i w:val="0"/>
         </w:rPr>
-        <w:t>كيرملأا يدوعسلا كنبلا نيز ةماسأ خيشلا باسح</w:t>
-      </w:r>
-    </w:p>
-    <w:p>
-      <w:pPr>
-        <w:jc w:val="right"/>
-        <w:bidi/>
-      </w:pPr>
-      <w:r>
-        <w:rPr>
-          <w:b w:val="0"/>
-          <w:i w:val="0"/>
-        </w:rPr>
-        <w:t>فصرلا دنتسم /</w:t>
-      </w:r>
-    </w:p>
-    <w:p>
-      <w:pPr>
-        <w:jc w:val="right"/>
-        <w:bidi/>
-      </w:pPr>
-      <w:r>
-        <w:rPr>
-          <w:b w:val="0"/>
-          <w:i w:val="0"/>
-        </w:rPr>
-        <w:t>كنب ليوحت / كيش ( ) دقن فصرم كيش شابم دادس 03/11/2010 2947 1431 1 فصرم كيش شابم دادس 03/11/2010 2948 1431 2 فصرم كيش شابم دادس 26/04/2011 873 1432 1 باسحلا نم مصخ شابم دادس 03/12/2012 115 1434 1 باسحلا نم مصخ شابم دادس 03/01/2013 290 1434 2 باسحلا نم مصخ شابم دادس 12/01/2013 360 1434 3 باسحلا نم مصخ شابم دادس 03/02/2013 595 1434 4 فصرم كيش شابم دادس 12/02/2013 598 1434 5 فصرم كيش شابم دادس 11/03/2013 722 1434 6 باسحلا نم مصخ شابم دادس 03/04/2013 993 1434 7 باسحلا نم مصخ شابم دادس 11/04/2013 966 1434 8 دادسلا ةقيرط ةعفدلا خ يرات ديقلا مقر ةنسلا لسلستلا</w:t>
+        <w:t>التسلسل السنة رقم القيد تاري خ الدفعة طريقة السداد 8 1434 966 11/04/2013 سداد مباش خصم من الحساب 7 1434 993 03/04/2013 سداد مباش خصم من الحساب 6 1434 722 11/03/2013 سداد مباش شيك مرصف 5 1434 598 12/02/2013 سداد مباش شيك مرصف 4 1434 595 03/02/2013 سداد مباش خصم من الحساب 3 1434 360 12/01/2013 سداد مباش خصم من الحساب 2 1434 290 03/01/2013 سداد مباش خصم من الحساب 1 1434 115 03/12/2012 سداد مباش خصم من الحساب 1 1432 873 26/04/2011 سداد مباش شيك مرصف 2 1431 2948 03/11/2010 سداد مباش شيك مرصف 1 1431 2947 03/11/2010 سداد مباش شيك مرصف نقد ( ) شيك / تحويل بنك</w:t>
       </w:r>
     </w:p>
     <w:p>
@@ -557,8 +555,28 @@
           <w:i w:val="0"/>
         </w:rPr>
         <w:t>ديفتسملا مسإ</w:t>
+      </w:r>
+    </w:p>
+    <w:p>
+      <w:pPr>
+        <w:pStyle w:val="Heading2"/>
+        <w:jc w:val="right"/>
+        <w:bidi/>
+      </w:pPr>
+      <w:r>
+        <w:t>[بيانات الأطراف: المدعي / المدعى عليه / الحاضرون] ===</w:t>
         <w:br/>
-        <w:t>غلبملا ) يدوعس لاير ( ةيلمعلا ةعيبط نطولا برعلا كنبلا</w:t>
+        <w:t>البنك العرب الوطن طبيعة العملية ) ريال سعودي ( المبلغ</w:t>
+      </w:r>
+    </w:p>
+    <w:p>
+      <w:pPr>
+        <w:pStyle w:val="Heading2"/>
+        <w:jc w:val="right"/>
+        <w:bidi/>
+      </w:pPr>
+      <w:r>
+        <w:t>[المتن الفعلي: الوقائع / الأسباب / المنطوق] ===</w:t>
         <w:br/>
         <w:t>3,000,000 برعلا كنبلا مسإب 599139 مقر قدصم كيش هدلاوأ و نيز دمحأ ةكش نم نطولا</w:t>
         <w:br/>
@@ -566,62 +584,211 @@
         <w:br/>
         <w:t>500,000 برعلا كنبلا مسإب 619041 مقر قدصم كيش ةنيحطلا و تايولحلا عنصم ةكش نم نطولا</w:t>
         <w:br/>
-        <w:t>11,138 كيرملأا يدوعسلا كنبلا ضرق تلاومع دادس نيز دمحأ خيشلاب صاخلا 03/12/2012 طسق</w:t>
+        <w:t>قسط 03/12/2012 الخاص بالشيخ أحمد زين سداد عموالت قرض البنك السعودي األمريك 138,11</w:t>
         <w:br/>
-        <w:t>11,509 كيرملأا يدوعسلا كنبلا ضرق تلاومع دادس نيز دمحأ خيشلاب صاخلا 03/01/2013 طسق</w:t>
+        <w:t>قسط 03/01/2013 الخاص بالشيخ أحمد زين سداد عموالت قرض البنك السعودي األمريك 509,11</w:t>
+      </w:r>
+    </w:p>
+    <w:p>
+      <w:pPr>
+        <w:pStyle w:val="Heading2"/>
+        <w:jc w:val="right"/>
+        <w:bidi/>
+      </w:pPr>
+      <w:r>
+        <w:t>[بيانات الأطراف: المدعي / المدعى عليه / الحاضرون] ===</w:t>
         <w:br/>
-        <w:t>500,000 كيرملأا يدوعسلا كنبلا ضرق طسق دادس نيز دمحأ خيشلاب صاخلا 12/01/2013 طسق</w:t>
+        <w:t>قسط 12/01/2013 الخاص بالشيخ أحمد زين سداد قسط قرض البنك السعودي األمريك 000,500</w:t>
+      </w:r>
+    </w:p>
+    <w:p>
+      <w:pPr>
+        <w:pStyle w:val="Heading2"/>
+        <w:jc w:val="right"/>
+        <w:bidi/>
+      </w:pPr>
+      <w:r>
+        <w:t>[المتن الفعلي: الوقائع / الأسباب / المنطوق] ===</w:t>
         <w:br/>
-        <w:t>10,601 كيرملأا يدوعسلا كنبلا ضرق تلاومع دادس نيز دمحأ خيشلاب صاخلا 03/02/2013 طسق</w:t>
+        <w:t>قسط 03/02/2013 الخاص بالشيخ أحمد زين سداد عموالت قرض البنك السعودي األمريك 601,10</w:t>
         <w:br/>
         <w:t>3,000,000 برعلا كنبلا مسإب 1025676 مقر قدصم كيش هدلاوأ و نيز دمحأ ةكش نم نطولا</w:t>
         <w:br/>
         <w:t>1,000,000 برعلا كنبلا مسإب 1026457 مقر قدصم كيش (ابماس كنب) هدلاوأ و نيز دمحأ ةكش نم نطولا</w:t>
         <w:br/>
-        <w:t>10,307 كيرملأا يدوعسلا كنبلا ضرق تلاومع دادس نيز دمحأ خيشلاب صاخلا 03/04/2013 طسق</w:t>
+        <w:t>قسط 03/04/2013 الخاص بالشيخ أحمد زين سداد عموالت قرض البنك السعودي األمريك 307,10</w:t>
+      </w:r>
+    </w:p>
+    <w:p>
+      <w:pPr>
+        <w:pStyle w:val="Heading2"/>
+        <w:jc w:val="right"/>
+        <w:bidi/>
+      </w:pPr>
+      <w:r>
+        <w:t>[بيانات الأطراف: المدعي / المدعى عليه / الحاضرون] ===</w:t>
         <w:br/>
-        <w:t>500,000 كيرملأا يدوعسلا كنبلا ضرق طسق دادس نيز دمحأ خيشلاب صاخلا 11/04/2013 طسق</w:t>
+        <w:t>قسط 11/04/2013 الخاص بالشيخ أحمد زين سداد قسط قرض البنك السعودي األمريك 000,500</w:t>
+      </w:r>
+    </w:p>
+    <w:p>
+      <w:pPr>
+        <w:pStyle w:val="Heading2"/>
+        <w:jc w:val="right"/>
+        <w:bidi/>
+      </w:pPr>
+      <w:r>
+        <w:t>[المتن الفعلي: الوقائع / الأسباب / المنطوق] ===</w:t>
         <w:br/>
         <w:t>1,000,000 برعلا كنبلا مسإب 1032571 قدصم كيش (ابماس كنب) هدلاوأ و نيز دمحأ ةكش نم نطولا</w:t>
         <w:br/>
         <w:t>500,000 برعلا كنبلا مسإب 1035847 مقر قدصم كيش (ابماس كنب) هدلاوأ و نيز دمحأ ةكش نم نطولا</w:t>
-        <w:br/>
-        <w:t>500,000 كيرملأا يدوعسلا كنبلا ضرق طسق دادس نيز دمحأ خيشلاب صاخلا 11/07/2013 طسق</w:t>
-        <w:br/>
-        <w:t>500,000 برعلا كنبلا مسإب 568765 مقر قدصم كيش (ضايرلا كنب) ةيراقعلا لامعلأل ةفايضلا ةكش نم نطولا</w:t>
-        <w:br/>
-        <w:t>500,000 كيرملأا يدوعسلا كنبلا ضرق طسق دادس نيز دمحأ خيشلاب صاخلا 13/10/2013 طسق</w:t>
-        <w:br/>
-        <w:t>1,000,000 برعلا كنبلا مسإب 1044940 مقر قدصم كيش (ابماس كنب) هدلاوأ و نيز دمحأ ةكش نم نطولا</w:t>
-        <w:br/>
-        <w:t>500,000 كيرملأا يدوعسلا كنبلا ضرق طسق دادس نيز دمحأ خيشلاب صاخلا 12/01/2014 طسق</w:t>
-        <w:br/>
-        <w:t>500,000 برعلا كنبلا مسإب 1054317 مقر قدصم كيش (ابماس كنب) هدلاوأ و نيز دمحأ ةكش نم نطولا</w:t>
-        <w:br/>
-        <w:t>500,000 كيرملأا يدوعسلا كنبلا ضرق طسق دادس نيز دمحأ خيشلاب صاخلا 13/04/2014 طسق</w:t>
-        <w:br/>
-        <w:t>500,000 برعلا كنبلا مسإب 1064434 مقر قدصم كيش (ابماس كنب) هدلاوأ و نيز دمحأ ةكش نم نطولا</w:t>
-        <w:br/>
-        <w:t>500,000 كيرملأا يدوعسلا كنبلا ضرق طسق دادس نيز دمحأ خيشلاب صاخلا 13/07/2014 طسق</w:t>
-        <w:br/>
-        <w:t>1,000,000 برعلا كنبلا مسإب 10872023 مقر قدصم كيش (ابماس كنب) هدلاوأ و نيز دمحأ ةكش نم نطولا</w:t>
-        <w:br/>
-        <w:t>500,000 كيرملأا يدوعسلا كنبلا ضرق طسق دادس نيز دمحأ خيشلاب صاخلا 12/10/2014 طسق</w:t>
-        <w:br/>
-        <w:t>500,308 كيرملأا يدوعسلا كنبلا ضرق طسق دادس نيز دمحأ خيشلاب صاخلا 12/01/2015 طسق</w:t>
       </w:r>
     </w:p>
     <w:p>
       <w:pPr>
+        <w:pStyle w:val="Heading2"/>
         <w:jc w:val="right"/>
         <w:bidi/>
       </w:pPr>
       <w:r>
-        <w:rPr>
-          <w:b w:val="0"/>
-          <w:i w:val="0"/>
-        </w:rPr>
-        <w:t>[.ةيراقعلا لامعألل ةفايضلا ةكرشو ةنيحطلاو تايولحلا عنصمو هدالوأو ينيز دمحأ ةكرشب قلعتت ،يلاملا ريدملاو محاسبلا نم ةدمتعم ةيبساحم ديق تادنسو ،يسنرفلا يدوعسلا كنبلاو ابماس كنبو ضايرلا كنبو ينطولا يبرعلا كنبلاو يكيرمألا يدوعسلا كنبلا نم ةيكنب تاباسح فوشك :ةمعادلا تادنتسملا]</w:t>
+        <w:t>[بيانات الأطراف: المدعي / المدعى عليه / الحاضرون] ===</w:t>
+        <w:br/>
+        <w:t>قسط 11/07/2013 الخاص بالشيخ أحمد زين سداد قسط قرض البنك السعودي األمريك 000,500</w:t>
+      </w:r>
+    </w:p>
+    <w:p>
+      <w:pPr>
+        <w:pStyle w:val="Heading2"/>
+        <w:jc w:val="right"/>
+        <w:bidi/>
+      </w:pPr>
+      <w:r>
+        <w:t>[المتن الفعلي: الوقائع / الأسباب / المنطوق] ===</w:t>
+        <w:br/>
+        <w:t>500,000 برعلا كنبلا مسإب 568765 مقر قدصم كيش (ضايرلا كنب) ةيراقعلا لامعلأل ةفايضلا ةكش نم نطولا</w:t>
+      </w:r>
+    </w:p>
+    <w:p>
+      <w:pPr>
+        <w:pStyle w:val="Heading2"/>
+        <w:jc w:val="right"/>
+        <w:bidi/>
+      </w:pPr>
+      <w:r>
+        <w:t>[بيانات الأطراف: المدعي / المدعى عليه / الحاضرون] ===</w:t>
+        <w:br/>
+        <w:t>قسط 13/10/2013 الخاص بالشيخ أحمد زين سداد قسط قرض البنك السعودي األمريك 000,500</w:t>
+      </w:r>
+    </w:p>
+    <w:p>
+      <w:pPr>
+        <w:pStyle w:val="Heading2"/>
+        <w:jc w:val="right"/>
+        <w:bidi/>
+      </w:pPr>
+      <w:r>
+        <w:t>[المتن الفعلي: الوقائع / الأسباب / المنطوق] ===</w:t>
+        <w:br/>
+        <w:t>1,000,000 برعلا كنبلا مسإب 1044940 مقر قدصم كيش (ابماس كنب) هدلاوأ و نيز دمحأ ةكش نم نطولا</w:t>
+      </w:r>
+    </w:p>
+    <w:p>
+      <w:pPr>
+        <w:pStyle w:val="Heading2"/>
+        <w:jc w:val="right"/>
+        <w:bidi/>
+      </w:pPr>
+      <w:r>
+        <w:t>[بيانات الأطراف: المدعي / المدعى عليه / الحاضرون] ===</w:t>
+        <w:br/>
+        <w:t>قسط 12/01/2014 الخاص بالشيخ أحمد زين سداد قسط قرض البنك السعودي األمريك 000,500</w:t>
+      </w:r>
+    </w:p>
+    <w:p>
+      <w:pPr>
+        <w:pStyle w:val="Heading2"/>
+        <w:jc w:val="right"/>
+        <w:bidi/>
+      </w:pPr>
+      <w:r>
+        <w:t>[المتن الفعلي: الوقائع / الأسباب / المنطوق] ===</w:t>
+        <w:br/>
+        <w:t>500,000 برعلا كنبلا مسإب 1054317 مقر قدصم كيش (ابماس كنب) هدلاوأ و نيز دمحأ ةكش نم نطولا</w:t>
+      </w:r>
+    </w:p>
+    <w:p>
+      <w:pPr>
+        <w:pStyle w:val="Heading2"/>
+        <w:jc w:val="right"/>
+        <w:bidi/>
+      </w:pPr>
+      <w:r>
+        <w:t>[بيانات الأطراف: المدعي / المدعى عليه / الحاضرون] ===</w:t>
+        <w:br/>
+        <w:t>قسط 13/04/2014 الخاص بالشيخ أحمد زين سداد قسط قرض البنك السعودي األمريك 000,500</w:t>
+      </w:r>
+    </w:p>
+    <w:p>
+      <w:pPr>
+        <w:pStyle w:val="Heading2"/>
+        <w:jc w:val="right"/>
+        <w:bidi/>
+      </w:pPr>
+      <w:r>
+        <w:t>[المتن الفعلي: الوقائع / الأسباب / المنطوق] ===</w:t>
+        <w:br/>
+        <w:t>500,000 برعلا كنبلا مسإب 1064434 مقر قدصم كيش (ابماس كنب) هدلاوأ و نيز دمحأ ةكش نم نطولا</w:t>
+      </w:r>
+    </w:p>
+    <w:p>
+      <w:pPr>
+        <w:pStyle w:val="Heading2"/>
+        <w:jc w:val="right"/>
+        <w:bidi/>
+      </w:pPr>
+      <w:r>
+        <w:t>[بيانات الأطراف: المدعي / المدعى عليه / الحاضرون] ===</w:t>
+        <w:br/>
+        <w:t>قسط 13/07/2014 الخاص بالشيخ أحمد زين سداد قسط قرض البنك السعودي األمريك 000,500</w:t>
+      </w:r>
+    </w:p>
+    <w:p>
+      <w:pPr>
+        <w:pStyle w:val="Heading2"/>
+        <w:jc w:val="right"/>
+        <w:bidi/>
+      </w:pPr>
+      <w:r>
+        <w:t>[المتن الفعلي: الوقائع / الأسباب / المنطوق] ===</w:t>
+        <w:br/>
+        <w:t>1,000,000 برعلا كنبلا مسإب 10872023 مقر قدصم كيش (ابماس كنب) هدلاوأ و نيز دمحأ ةكش نم نطولا</w:t>
+      </w:r>
+    </w:p>
+    <w:p>
+      <w:pPr>
+        <w:pStyle w:val="Heading2"/>
+        <w:jc w:val="right"/>
+        <w:bidi/>
+      </w:pPr>
+      <w:r>
+        <w:t>[بيانات الأطراف: المدعي / المدعى عليه / الحاضرون] ===</w:t>
+        <w:br/>
+        <w:t>قسط 12/10/2014 الخاص بالشيخ أحمد زين سداد قسط قرض البنك السعودي األمريك 000,500</w:t>
+        <w:br/>
+        <w:t>قسط 12/01/2015 الخاص بالشيخ أحمد زين سداد قسط قرض البنك السعودي األمريك 308,500</w:t>
+      </w:r>
+    </w:p>
+    <w:p>
+      <w:pPr>
+        <w:pStyle w:val="Heading2"/>
+        <w:jc w:val="right"/>
+        <w:bidi/>
+      </w:pPr>
+      <w:r>
+        <w:t>[المتن الفعلي: الوقائع / الأسباب / المنطوق] ===</w:t>
+        <w:br/>
+        <w:t>[المستندات الداعمة: كشوف حسابات بنكية من البنك السعودي الأمريكي والبنك العربي الوطني وبنك الرياض وبنك سامبا والبنك السعودي الفرنسي، وسندات قيد محاسبية معتمدة من البساحم والمدير المالي، تتعلق بشركة أحمد زيني وأولاده ومصنع الحلويات والطحينة وشركة الضيافة للأعمال العقارية.]</w:t>
       </w:r>
     </w:p>
     <w:sectPr>

--- a/zaini_case_audit_output/outputs/word/documents/030_محضر اجتماع تقسيم شركات ابار وزيني و شيكات الامير احمد و بيان شيكات القروض البنك.docx
+++ b/zaini_case_audit_output/outputs/word/documents/030_محضر اجتماع تقسيم شركات ابار وزيني و شيكات الامير احمد و بيان شيكات القروض البنك.docx
@@ -129,7 +129,7 @@
           <w:b w:val="0"/>
           <w:i w:val="0"/>
         </w:rPr>
-        <w:t>نيز لامعلأل :ةکرشلا سابع x سةفایضلا نم .779 دمحأ ينیز ابع = ةکرش خیشلا = 178,223,956.69 لآ 49,724,483.92</w:t>
+        <w:t>483.92,724,49 آل 956.69,223,178 = الشیخ شرکة = عبا زیني أحمد .779 من الضیافةس x عباس الشرکة: لألعمال زين</w:t>
       </w:r>
     </w:p>
     <w:p>
@@ -142,7 +142,7 @@
           <w:b w:val="0"/>
           <w:i w:val="0"/>
         </w:rPr>
-        <w:t>ةصح ننم ةصح ب ينیز دمحسابع ا دمحأ نخیشلا ب هماسةصح أ</w:t>
+        <w:t>أ حصةسامه ب الشیخن أحمد ا عباسحمد زیني ب حصة منن حصة</w:t>
       </w:r>
     </w:p>
     <w:p>
@@ -168,7 +168,7 @@
           <w:b w:val="0"/>
           <w:i w:val="0"/>
         </w:rPr>
-        <w:t>38,153,250+49,724,483.92 :الله ھمحر يينیز نيز سابع سدمحأ ابع خیشلل صصحلا = ن87,877,733.92 ب دمیق محيلامجا</w:t>
+        <w:t>اجماليحم قیمد ب 733.92,877,87ن = الحصص للشیخ عبا أحمدس عباس زين زینيي رحمھ هللا: 483.92,724,49+250,153,38</w:t>
       </w:r>
     </w:p>
     <w:p>
@@ -181,7 +181,7 @@
           <w:b w:val="0"/>
           <w:i w:val="0"/>
         </w:rPr>
-        <w:t>ا نب هماسأ</w:t>
+        <w:t>أسامه بن ا</w:t>
       </w:r>
     </w:p>
     <w:p>
@@ -246,7 +246,7 @@
           <w:b w:val="0"/>
           <w:i w:val="0"/>
         </w:rPr>
-        <w:t>ةصاحملا دقع 03/05/2016 2016 1 دوعس</w:t>
+        <w:t>سعود 1 2016 03/05/2016 عقد المحاصة</w:t>
       </w:r>
     </w:p>
     <w:p>
@@ -272,7 +272,7 @@
           <w:b w:val="0"/>
           <w:i w:val="0"/>
         </w:rPr>
-        <w:t>ةصاحملا دقع 26/06/2016 2016 2 دوعس</w:t>
+        <w:t>سعود 2 2016 26/06/2016 عقد المحاصة</w:t>
       </w:r>
     </w:p>
     <w:p>
@@ -298,7 +298,7 @@
           <w:b w:val="0"/>
           <w:i w:val="0"/>
         </w:rPr>
-        <w:t>ةصاحملا دقع 26/01/2017 2017 3 دوعس</w:t>
+        <w:t>سعود 3 2017 26/01/2017 عقد المحاصة</w:t>
       </w:r>
     </w:p>
     <w:p>
@@ -324,7 +324,7 @@
           <w:b w:val="0"/>
           <w:i w:val="0"/>
         </w:rPr>
-        <w:t>ةصاحملا دقع 08/06/2017 2017 4 دوعس</w:t>
+        <w:t>سعود 4 2017 08/06/2017 عقد المحاصة</w:t>
       </w:r>
     </w:p>
     <w:p>
@@ -402,7 +402,7 @@
           <w:b w:val="0"/>
           <w:i w:val="0"/>
         </w:rPr>
-        <w:t>( دوعس لآ زيزعلا 2,320,000 عبارلا ع يزوتلا</w:t>
+        <w:t>التوزي ع الرابع 000,320,2 العزيز آل سعود )</w:t>
       </w:r>
     </w:p>
     <w:p>
@@ -415,7 +415,7 @@
           <w:b w:val="0"/>
           <w:i w:val="0"/>
         </w:rPr>
-        <w:t>- ) دوعس لآ زيزعلا دبع نب دمحأ</w:t>
+        <w:t>أحمد بن عبد العزيز آل سعود ( -</w:t>
       </w:r>
     </w:p>
     <w:p>
@@ -578,9 +578,9 @@
       <w:r>
         <w:t>[المتن الفعلي: الوقائع / الأسباب / المنطوق] ===</w:t>
         <w:br/>
-        <w:t>3,000,000 برعلا كنبلا مسإب 599139 مقر قدصم كيش هدلاوأ و نيز دمحأ ةكش نم نطولا</w:t>
+        <w:t>الوطن من شكة أحمد زين و أوالده شيك مصدق رقم 599139 بإسم البنك العرب 000,000,3</w:t>
         <w:br/>
-        <w:t>3,000,000 برعلا كنبلا مسإب 599140 مقر قدصم كيش هدلاوأ و نيز دمحأ ةكش نم نطولا</w:t>
+        <w:t>الوطن من شكة أحمد زين و أوالده شيك مصدق رقم 599140 بإسم البنك العرب 000,000,3</w:t>
         <w:br/>
         <w:t>500,000 برعلا كنبلا مسإب 619041 مقر قدصم كيش ةنيحطلا و تايولحلا عنصم ةكش نم نطولا</w:t>
         <w:br/>
@@ -612,9 +612,9 @@
         <w:br/>
         <w:t>قسط 03/02/2013 الخاص بالشيخ أحمد زين سداد عموالت قرض البنك السعودي األمريك 601,10</w:t>
         <w:br/>
-        <w:t>3,000,000 برعلا كنبلا مسإب 1025676 مقر قدصم كيش هدلاوأ و نيز دمحأ ةكش نم نطولا</w:t>
+        <w:t>الوطن من شكة أحمد زين و أوالده شيك مصدق رقم 1025676 بإسم البنك العرب 000,000,3</w:t>
         <w:br/>
-        <w:t>1,000,000 برعلا كنبلا مسإب 1026457 مقر قدصم كيش (ابماس كنب) هدلاوأ و نيز دمحأ ةكش نم نطولا</w:t>
+        <w:t>الوطن من شكة أحمد زين و أوالده (بنك سامبا) شيك مصدق رقم 1026457 بإسم البنك العرب 000,000,1</w:t>
         <w:br/>
         <w:t>قسط 03/04/2013 الخاص بالشيخ أحمد زين سداد عموالت قرض البنك السعودي األمريك 307,10</w:t>
       </w:r>
@@ -642,7 +642,7 @@
         <w:br/>
         <w:t>1,000,000 برعلا كنبلا مسإب 1032571 قدصم كيش (ابماس كنب) هدلاوأ و نيز دمحأ ةكش نم نطولا</w:t>
         <w:br/>
-        <w:t>500,000 برعلا كنبلا مسإب 1035847 مقر قدصم كيش (ابماس كنب) هدلاوأ و نيز دمحأ ةكش نم نطولا</w:t>
+        <w:t>الوطن من شكة أحمد زين و أوالده (بنك سامبا) شيك مصدق رقم 1035847 بإسم البنك العرب 000,500</w:t>
       </w:r>
     </w:p>
     <w:p>
@@ -690,7 +690,7 @@
       <w:r>
         <w:t>[المتن الفعلي: الوقائع / الأسباب / المنطوق] ===</w:t>
         <w:br/>
-        <w:t>1,000,000 برعلا كنبلا مسإب 1044940 مقر قدصم كيش (ابماس كنب) هدلاوأ و نيز دمحأ ةكش نم نطولا</w:t>
+        <w:t>الوطن من شكة أحمد زين و أوالده (بنك سامبا) شيك مصدق رقم 1044940 بإسم البنك العرب 000,000,1</w:t>
       </w:r>
     </w:p>
     <w:p>
@@ -714,7 +714,7 @@
       <w:r>
         <w:t>[المتن الفعلي: الوقائع / الأسباب / المنطوق] ===</w:t>
         <w:br/>
-        <w:t>500,000 برعلا كنبلا مسإب 1054317 مقر قدصم كيش (ابماس كنب) هدلاوأ و نيز دمحأ ةكش نم نطولا</w:t>
+        <w:t>الوطن من شكة أحمد زين و أوالده (بنك سامبا) شيك مصدق رقم 1054317 بإسم البنك العرب 000,500</w:t>
       </w:r>
     </w:p>
     <w:p>
@@ -738,7 +738,7 @@
       <w:r>
         <w:t>[المتن الفعلي: الوقائع / الأسباب / المنطوق] ===</w:t>
         <w:br/>
-        <w:t>500,000 برعلا كنبلا مسإب 1064434 مقر قدصم كيش (ابماس كنب) هدلاوأ و نيز دمحأ ةكش نم نطولا</w:t>
+        <w:t>الوطن من شكة أحمد زين و أوالده (بنك سامبا) شيك مصدق رقم 1064434 بإسم البنك العرب 000,500</w:t>
       </w:r>
     </w:p>
     <w:p>
@@ -762,7 +762,7 @@
       <w:r>
         <w:t>[المتن الفعلي: الوقائع / الأسباب / المنطوق] ===</w:t>
         <w:br/>
-        <w:t>1,000,000 برعلا كنبلا مسإب 10872023 مقر قدصم كيش (ابماس كنب) هدلاوأ و نيز دمحأ ةكش نم نطولا</w:t>
+        <w:t>الوطن من شكة أحمد زين و أوالده (بنك سامبا) شيك مصدق رقم 10872023 بإسم البنك العرب 000,000,1</w:t>
       </w:r>
     </w:p>
     <w:p>
